--- a/5 Colour Theorem.docx
+++ b/5 Colour Theorem.docx
@@ -149,7 +149,6 @@
         </w:rPr>
         <w:t xml:space="preserve"> if the input graph has the property that every node </w:t>
       </w:r>
-      <w:proofErr w:type="spellStart"/>
       <w:r>
         <w:rPr>
           <w:i/>
@@ -160,7 +159,6 @@
         </w:rPr>
         <w:t>i</w:t>
       </w:r>
-      <w:proofErr w:type="spellEnd"/>
       <w:r>
         <w:rPr>
           <w:sz w:val="28"/>
@@ -210,27 +208,7 @@
           <w:u w:val="single"/>
           <w:lang w:val="en-GB"/>
         </w:rPr>
-        <w:t xml:space="preserve">| </w:t>
-      </w:r>
-      <w:proofErr w:type="spellStart"/>
-      <w:r>
-        <w:rPr>
-          <w:sz w:val="28"/>
-          <w:szCs w:val="28"/>
-          <w:u w:val="single"/>
-          <w:lang w:val="en-GB"/>
-        </w:rPr>
-        <w:t>i</w:t>
-      </w:r>
-      <w:proofErr w:type="spellEnd"/>
-      <w:r>
-        <w:rPr>
-          <w:sz w:val="28"/>
-          <w:szCs w:val="28"/>
-          <w:u w:val="single"/>
-          <w:lang w:val="en-GB"/>
-        </w:rPr>
-        <w:t xml:space="preserve"> – j | = 1 </w:t>
+        <w:t xml:space="preserve">| i – j | = 1 </w:t>
       </w:r>
       <w:r>
         <w:rPr>
@@ -946,6 +924,7 @@
       </w:pPr>
       <w:r>
         <w:rPr>
+          <w:noProof/>
           <w:sz w:val="28"/>
           <w:szCs w:val="28"/>
           <w:lang w:val="en-GB"/>
@@ -1062,6 +1041,7 @@
       </w:pPr>
       <w:r>
         <w:rPr>
+          <w:noProof/>
           <w:sz w:val="28"/>
           <w:szCs w:val="28"/>
           <w:lang w:val="en-GB"/>
@@ -1104,6 +1084,7 @@
       </w:r>
       <w:r>
         <w:rPr>
+          <w:noProof/>
           <w:sz w:val="28"/>
           <w:szCs w:val="28"/>
           <w:lang w:val="en-GB"/>
@@ -1284,6 +1265,7 @@
       </w:pPr>
       <w:r>
         <w:rPr>
+          <w:noProof/>
           <w:sz w:val="28"/>
           <w:szCs w:val="28"/>
           <w:lang w:val="en-GB"/>
@@ -1333,6 +1315,7 @@
       </w:r>
       <w:r>
         <w:rPr>
+          <w:noProof/>
           <w:sz w:val="28"/>
           <w:szCs w:val="28"/>
           <w:lang w:val="en-GB"/>
@@ -1388,23 +1371,7 @@
           <w:sz w:val="28"/>
           <w:szCs w:val="28"/>
         </w:rPr>
-        <w:t xml:space="preserve">Map of </w:t>
-      </w:r>
-      <w:r>
-        <w:rPr>
-          <w:noProof/>
-          <w:sz w:val="28"/>
-          <w:szCs w:val="28"/>
-        </w:rPr>
-        <w:t>C</w:t>
-      </w:r>
-      <w:r>
-        <w:rPr>
-          <w:noProof/>
-          <w:sz w:val="28"/>
-          <w:szCs w:val="28"/>
-        </w:rPr>
-        <w:t>hina provinces:</w:t>
+        <w:t>Map of China provinces:</w:t>
       </w:r>
     </w:p>
     <w:p>
@@ -1675,23 +1642,13 @@
           <w:lang w:val="en-GB"/>
         </w:rPr>
       </w:pPr>
-      <w:proofErr w:type="spellStart"/>
-      <w:r>
-        <w:rPr>
-          <w:sz w:val="28"/>
-          <w:szCs w:val="28"/>
-          <w:lang w:val="en-GB"/>
-        </w:rPr>
-        <w:t>kempe</w:t>
-      </w:r>
-      <w:proofErr w:type="spellEnd"/>
-      <w:r>
-        <w:rPr>
-          <w:sz w:val="28"/>
-          <w:szCs w:val="28"/>
-          <w:lang w:val="en-GB"/>
-        </w:rPr>
-        <w:t xml:space="preserve"> method algorithm error</w:t>
+      <w:r>
+        <w:rPr>
+          <w:sz w:val="28"/>
+          <w:szCs w:val="28"/>
+          <w:lang w:val="en-GB"/>
+        </w:rPr>
+        <w:t>kempe method algorithm error</w:t>
       </w:r>
       <w:r>
         <w:rPr>
@@ -1804,6 +1761,7 @@
       </w:pPr>
       <w:r>
         <w:rPr>
+          <w:noProof/>
           <w:sz w:val="28"/>
           <w:szCs w:val="28"/>
           <w:lang w:val="en-GB"/>
@@ -1873,6 +1831,7 @@
       </w:pPr>
       <w:r>
         <w:rPr>
+          <w:noProof/>
           <w:sz w:val="28"/>
           <w:szCs w:val="28"/>
           <w:lang w:val="en-GB"/>
@@ -2059,25 +2018,7 @@
           <w:szCs w:val="28"/>
           <w:lang w:val="en-GB"/>
         </w:rPr>
-        <w:t xml:space="preserve"> (the lines </w:t>
-      </w:r>
-      <w:proofErr w:type="spellStart"/>
-      <w:r>
-        <w:rPr>
-          <w:sz w:val="28"/>
-          <w:szCs w:val="28"/>
-          <w:lang w:val="en-GB"/>
-        </w:rPr>
-        <w:t>rreprsente</w:t>
-      </w:r>
-      <w:proofErr w:type="spellEnd"/>
-      <w:r>
-        <w:rPr>
-          <w:sz w:val="28"/>
-          <w:szCs w:val="28"/>
-          <w:lang w:val="en-GB"/>
-        </w:rPr>
-        <w:t xml:space="preserve"> edges to coloured nodes with {R,G,B,Y}</w:t>
+        <w:t xml:space="preserve"> (the lines rreprsente edges to coloured nodes with {R,G,B,Y}</w:t>
       </w:r>
     </w:p>
     <w:p>
@@ -2096,6 +2037,7 @@
         <w:rPr>
           <w:b/>
           <w:bCs/>
+          <w:noProof/>
           <w:sz w:val="28"/>
           <w:szCs w:val="28"/>
           <w:u w:val="single"/>
@@ -2679,22 +2621,13 @@
           <w:szCs w:val="28"/>
         </w:rPr>
       </w:pPr>
-      <w:proofErr w:type="spellStart"/>
       <w:proofErr w:type="gramStart"/>
       <w:r>
         <w:rPr>
           <w:sz w:val="28"/>
           <w:szCs w:val="28"/>
         </w:rPr>
-        <w:t>toggleKempeChainO</w:t>
-      </w:r>
-      <w:proofErr w:type="spellEnd"/>
-      <w:r>
-        <w:rPr>
-          <w:sz w:val="28"/>
-          <w:szCs w:val="28"/>
-        </w:rPr>
-        <w:t>(</w:t>
+        <w:t>toggleKempeChainO(</w:t>
       </w:r>
       <w:proofErr w:type="gramEnd"/>
       <w:r>
@@ -2712,22 +2645,13 @@
           <w:szCs w:val="28"/>
         </w:rPr>
       </w:pPr>
-      <w:proofErr w:type="spellStart"/>
       <w:proofErr w:type="gramStart"/>
       <w:r>
         <w:rPr>
           <w:sz w:val="28"/>
           <w:szCs w:val="28"/>
         </w:rPr>
-        <w:t>KempeSetO</w:t>
-      </w:r>
-      <w:proofErr w:type="spellEnd"/>
-      <w:r>
-        <w:rPr>
-          <w:sz w:val="28"/>
-          <w:szCs w:val="28"/>
-        </w:rPr>
-        <w:t>(</w:t>
+        <w:t>KempeSetO(</w:t>
       </w:r>
       <w:proofErr w:type="gramEnd"/>
       <w:r>
@@ -2745,117 +2669,72 @@
           <w:szCs w:val="28"/>
         </w:rPr>
       </w:pPr>
-      <w:proofErr w:type="spellStart"/>
-      <w:r>
-        <w:rPr>
-          <w:sz w:val="28"/>
-          <w:szCs w:val="28"/>
-        </w:rPr>
-        <w:t>colourO</w:t>
-      </w:r>
-      <w:proofErr w:type="spellEnd"/>
-      <w:r>
-        <w:rPr>
-          <w:sz w:val="28"/>
-          <w:szCs w:val="28"/>
-        </w:rPr>
-        <w:t>(V²)</w:t>
-      </w:r>
-    </w:p>
-    <w:p>
-      <w:pPr>
-        <w:rPr>
-          <w:sz w:val="28"/>
-          <w:szCs w:val="28"/>
-        </w:rPr>
-      </w:pPr>
-      <w:proofErr w:type="spellStart"/>
-      <w:r>
-        <w:rPr>
-          <w:sz w:val="28"/>
-          <w:szCs w:val="28"/>
-        </w:rPr>
-        <w:t>colourNeighboursO</w:t>
-      </w:r>
-      <w:proofErr w:type="spellEnd"/>
-      <w:r>
-        <w:rPr>
-          <w:sz w:val="28"/>
-          <w:szCs w:val="28"/>
-        </w:rPr>
-        <w:t>(V³)</w:t>
-      </w:r>
-    </w:p>
-    <w:p>
-      <w:pPr>
-        <w:rPr>
-          <w:sz w:val="28"/>
-          <w:szCs w:val="28"/>
-        </w:rPr>
-      </w:pPr>
-      <w:proofErr w:type="spellStart"/>
-      <w:r>
-        <w:rPr>
-          <w:sz w:val="28"/>
-          <w:szCs w:val="28"/>
-        </w:rPr>
-        <w:t>deleteNodeO</w:t>
-      </w:r>
-      <w:proofErr w:type="spellEnd"/>
-      <w:r>
-        <w:rPr>
-          <w:sz w:val="28"/>
-          <w:szCs w:val="28"/>
-        </w:rPr>
-        <w:t>(V)</w:t>
-      </w:r>
-    </w:p>
-    <w:p>
-      <w:pPr>
-        <w:rPr>
-          <w:sz w:val="28"/>
-          <w:szCs w:val="28"/>
-        </w:rPr>
-      </w:pPr>
-      <w:proofErr w:type="spellStart"/>
-      <w:r>
-        <w:rPr>
-          <w:sz w:val="28"/>
-          <w:szCs w:val="28"/>
-        </w:rPr>
-        <w:t>preProcessingO</w:t>
-      </w:r>
-      <w:proofErr w:type="spellEnd"/>
-      <w:r>
-        <w:rPr>
-          <w:sz w:val="28"/>
-          <w:szCs w:val="28"/>
-        </w:rPr>
-        <w:t>(V²)</w:t>
-      </w:r>
-    </w:p>
-    <w:p>
-      <w:pPr>
-        <w:rPr>
-          <w:sz w:val="28"/>
-          <w:szCs w:val="28"/>
-        </w:rPr>
-      </w:pPr>
-      <w:proofErr w:type="spellStart"/>
-      <w:r>
-        <w:rPr>
-          <w:sz w:val="28"/>
-          <w:szCs w:val="28"/>
-        </w:rPr>
-        <w:t>deletedNodeErrorO</w:t>
-      </w:r>
-      <w:proofErr w:type="spellEnd"/>
-      <w:r>
-        <w:rPr>
-          <w:sz w:val="28"/>
-          <w:szCs w:val="28"/>
-        </w:rPr>
-        <w:t>(V)</w:t>
+      <w:r>
+        <w:rPr>
+          <w:sz w:val="28"/>
+          <w:szCs w:val="28"/>
+        </w:rPr>
+        <w:t>colourO(V²)</w:t>
+      </w:r>
+    </w:p>
+    <w:p>
+      <w:pPr>
+        <w:rPr>
+          <w:sz w:val="28"/>
+          <w:szCs w:val="28"/>
+        </w:rPr>
+      </w:pPr>
+      <w:r>
+        <w:rPr>
+          <w:sz w:val="28"/>
+          <w:szCs w:val="28"/>
+        </w:rPr>
+        <w:t>colourNeighboursO(V³)</w:t>
+      </w:r>
+    </w:p>
+    <w:p>
+      <w:pPr>
+        <w:rPr>
+          <w:sz w:val="28"/>
+          <w:szCs w:val="28"/>
+        </w:rPr>
+      </w:pPr>
+      <w:r>
+        <w:rPr>
+          <w:sz w:val="28"/>
+          <w:szCs w:val="28"/>
+        </w:rPr>
+        <w:t>deleteNodeO(V)</w:t>
+      </w:r>
+    </w:p>
+    <w:p>
+      <w:pPr>
+        <w:rPr>
+          <w:sz w:val="28"/>
+          <w:szCs w:val="28"/>
+        </w:rPr>
+      </w:pPr>
+      <w:r>
+        <w:rPr>
+          <w:sz w:val="28"/>
+          <w:szCs w:val="28"/>
+        </w:rPr>
+        <w:t>preProcessingO(V²)</w:t>
+      </w:r>
+    </w:p>
+    <w:p>
+      <w:pPr>
+        <w:rPr>
+          <w:sz w:val="28"/>
+          <w:szCs w:val="28"/>
+        </w:rPr>
+      </w:pPr>
+      <w:r>
+        <w:rPr>
+          <w:sz w:val="28"/>
+          <w:szCs w:val="28"/>
+        </w:rPr>
+        <w:t>deletedNodeErrorO(V)</w:t>
       </w:r>
     </w:p>
     <w:p>
@@ -2954,23 +2833,25 @@
           <w:i/>
           <w:iCs/>
         </w:rPr>
-        <w:t xml:space="preserve">// There exists a node with less than 6 </w:t>
-      </w:r>
-      <w:proofErr w:type="spellStart"/>
+        <w:t>// There exists a node with less than 6 nieghbours in every graph. Let us act upon it and remove it such that we can find another</w:t>
+      </w:r>
+    </w:p>
+    <w:p>
       <w:r>
         <w:rPr>
           <w:i/>
           <w:iCs/>
         </w:rPr>
-        <w:t>nieghbours</w:t>
-      </w:r>
-      <w:proofErr w:type="spellEnd"/>
+        <w:t>// one and guarantee it, by the equation. Everyhting right so far.</w:t>
+      </w:r>
+    </w:p>
+    <w:p>
       <w:r>
         <w:rPr>
           <w:i/>
           <w:iCs/>
         </w:rPr>
-        <w:t xml:space="preserve"> in every graph. Let us act upon it and remove it such that we can find another</w:t>
+        <w:t>// Apply kempes method on it for a node with less than 6 neighbours. It should work since it has less than 6 coloured nieghbours</w:t>
       </w:r>
     </w:p>
     <w:p>
@@ -2979,140 +2860,154 @@
           <w:i/>
           <w:iCs/>
         </w:rPr>
-        <w:t xml:space="preserve">// one and guarantee it, by the equation. </w:t>
-      </w:r>
-      <w:proofErr w:type="spellStart"/>
+        <w:t xml:space="preserve">// There are some cases that don't work, the counterexample, therefore the kempes method doesn't work </w:t>
+      </w:r>
+    </w:p>
+    <w:p/>
+    <w:p>
       <w:r>
         <w:rPr>
           <w:i/>
           <w:iCs/>
         </w:rPr>
-        <w:t>Everyhting</w:t>
-      </w:r>
-      <w:proofErr w:type="spellEnd"/>
+        <w:t xml:space="preserve">// Kempe's emthod works by not delteing nodes and </w:t>
+      </w:r>
+      <w:proofErr w:type="gramStart"/>
       <w:r>
         <w:rPr>
           <w:i/>
           <w:iCs/>
         </w:rPr>
-        <w:t xml:space="preserve"> right so far.</w:t>
-      </w:r>
-    </w:p>
-    <w:p>
+        <w:t>assuming that</w:t>
+      </w:r>
+      <w:proofErr w:type="gramEnd"/>
       <w:r>
         <w:rPr>
           <w:i/>
           <w:iCs/>
         </w:rPr>
-        <w:t xml:space="preserve">// Apply </w:t>
-      </w:r>
-      <w:proofErr w:type="spellStart"/>
+        <w:t xml:space="preserve"> it it's true that by colouring a node with &lt; 6 neighbours, </w:t>
+      </w:r>
+    </w:p>
+    <w:p>
       <w:r>
         <w:rPr>
           <w:i/>
           <w:iCs/>
         </w:rPr>
-        <w:t>kempes</w:t>
-      </w:r>
-      <w:proofErr w:type="spellEnd"/>
+        <w:t>// it affects the graph such that a new node with less than 6 uncoloure dniehg bours is formed, should be true,</w:t>
+      </w:r>
+    </w:p>
+    <w:p>
       <w:r>
         <w:rPr>
           <w:i/>
           <w:iCs/>
         </w:rPr>
-        <w:t xml:space="preserve"> method on it for a node with less than 6 neighbours. It should work since it has less than 6 coloured </w:t>
-      </w:r>
-      <w:proofErr w:type="spellStart"/>
+        <w:t>// Then keep on going, but there are bad cases like the counterexample, by not deleting stuff.</w:t>
+      </w:r>
+    </w:p>
+    <w:p>
       <w:r>
         <w:rPr>
           <w:i/>
           <w:iCs/>
         </w:rPr>
-        <w:t>nieghbours</w:t>
-      </w:r>
-      <w:proofErr w:type="spellEnd"/>
-    </w:p>
+        <w:t>// This is false, since it's not ht enumbber of uncoloured nieghours, but the number of neighbours!!!</w:t>
+      </w:r>
+    </w:p>
+    <w:p/>
     <w:p>
       <w:r>
         <w:rPr>
           <w:i/>
           <w:iCs/>
         </w:rPr>
-        <w:t xml:space="preserve">// There are some cases that don't work, the counterexample, therefore the </w:t>
-      </w:r>
-      <w:proofErr w:type="spellStart"/>
+        <w:t>// Our 5CT method works by showing that the counterexample can be counteracted, we didn't want to show this by colouring the central</w:t>
+      </w:r>
+    </w:p>
+    <w:p>
       <w:r>
         <w:rPr>
           <w:i/>
           <w:iCs/>
         </w:rPr>
-        <w:t>kempes</w:t>
-      </w:r>
-      <w:proofErr w:type="spellEnd"/>
+        <w:t>// node by memorizing when this case happens and colouring the centre black (the 5th colour) because</w:t>
+      </w:r>
+    </w:p>
+    <w:p/>
+    <w:p>
       <w:r>
         <w:rPr>
           <w:i/>
           <w:iCs/>
         </w:rPr>
-        <w:t xml:space="preserve"> method doesn't work </w:t>
-      </w:r>
-    </w:p>
-    <w:p/>
-    <w:p>
+        <w:lastRenderedPageBreak/>
+        <w:t xml:space="preserve">// Big question: </w:t>
+      </w:r>
+      <w:proofErr w:type="gramStart"/>
       <w:r>
         <w:rPr>
           <w:i/>
           <w:iCs/>
         </w:rPr>
-        <w:t xml:space="preserve">// Kempe's </w:t>
-      </w:r>
-      <w:proofErr w:type="spellStart"/>
+        <w:t>so</w:t>
+      </w:r>
+      <w:proofErr w:type="gramEnd"/>
       <w:r>
         <w:rPr>
           <w:i/>
           <w:iCs/>
         </w:rPr>
-        <w:t>emthod</w:t>
-      </w:r>
-      <w:proofErr w:type="spellEnd"/>
+        <w:t xml:space="preserve"> removing seems right, but why do not remove in 4CT way? do we just assume that an error happens due to the</w:t>
+      </w:r>
+    </w:p>
+    <w:p>
       <w:r>
         <w:rPr>
           <w:i/>
           <w:iCs/>
         </w:rPr>
-        <w:t xml:space="preserve"> works by not </w:t>
-      </w:r>
-      <w:proofErr w:type="spellStart"/>
+        <w:t>// inevitable kempe chain and call it quits? Yes!!!!</w:t>
+      </w:r>
+    </w:p>
+    <w:p/>
+    <w:p>
       <w:r>
         <w:rPr>
           <w:i/>
           <w:iCs/>
         </w:rPr>
-        <w:t>delteing</w:t>
-      </w:r>
-      <w:proofErr w:type="spellEnd"/>
+        <w:t>// Now the big question is whether</w:t>
+      </w:r>
+    </w:p>
+    <w:p/>
+    <w:p>
       <w:r>
         <w:rPr>
           <w:i/>
           <w:iCs/>
         </w:rPr>
-        <w:t xml:space="preserve"> nodes and </w:t>
-      </w:r>
-      <w:proofErr w:type="gramStart"/>
+        <w:t xml:space="preserve">//we need to choose a node with &lt; 6 niegbours not &lt;6 uncoloure dneighbours, since the nieghbours should b ecoloured, by </w:t>
+      </w:r>
+    </w:p>
+    <w:p>
       <w:r>
         <w:rPr>
           <w:i/>
           <w:iCs/>
         </w:rPr>
-        <w:t>assuming that</w:t>
-      </w:r>
-      <w:proofErr w:type="gramEnd"/>
+        <w:t>// kempes method.</w:t>
+      </w:r>
+    </w:p>
+    <w:p/>
+    <w:p>
       <w:r>
         <w:rPr>
           <w:i/>
           <w:iCs/>
         </w:rPr>
-        <w:t xml:space="preserve"> it it's true that by colouring a node with &lt; 6 neighbours, </w:t>
+        <w:t>// it seemed weird that the counterxample is already populated.</w:t>
       </w:r>
     </w:p>
     <w:p>
@@ -3121,48 +3016,50 @@
           <w:i/>
           <w:iCs/>
         </w:rPr>
-        <w:t xml:space="preserve">// it affects the graph such that a new node with less than 6 </w:t>
-      </w:r>
-      <w:proofErr w:type="spellStart"/>
+        <w:t>// but realizing it is not a predetermined colouring grah, but a graph that COULD be obtained</w:t>
+      </w:r>
+    </w:p>
+    <w:p>
       <w:r>
         <w:rPr>
           <w:i/>
           <w:iCs/>
         </w:rPr>
-        <w:t>uncoloure</w:t>
-      </w:r>
-      <w:proofErr w:type="spellEnd"/>
+        <w:t>// from the kempe method was critical. SOme graphs simply can't be obtained.</w:t>
+      </w:r>
+    </w:p>
+    <w:p>
       <w:r>
         <w:rPr>
           <w:i/>
           <w:iCs/>
         </w:rPr>
-        <w:t xml:space="preserve"> </w:t>
-      </w:r>
-      <w:proofErr w:type="spellStart"/>
+        <w:t>// E.g. 5 neighbours(uncoloured) each neighbour with 6 cooured neighbours. This would brick up the system.</w:t>
+      </w:r>
+    </w:p>
+    <w:p>
       <w:r>
         <w:rPr>
           <w:i/>
           <w:iCs/>
         </w:rPr>
-        <w:t>dniehg</w:t>
-      </w:r>
-      <w:proofErr w:type="spellEnd"/>
+        <w:t xml:space="preserve">// Realizing that it </w:t>
+      </w:r>
+      <w:proofErr w:type="gramStart"/>
       <w:r>
         <w:rPr>
           <w:i/>
           <w:iCs/>
         </w:rPr>
-        <w:t xml:space="preserve"> bours is formed, should be true,</w:t>
-      </w:r>
-    </w:p>
-    <w:p>
+        <w:t>cant</w:t>
+      </w:r>
+      <w:proofErr w:type="gramEnd"/>
       <w:r>
         <w:rPr>
           <w:i/>
           <w:iCs/>
         </w:rPr>
-        <w:t>// Then keep on going, but there are bad cases like the counterexample, by not deleting stuff.</w:t>
+        <w:t xml:space="preserve"> ever be obtained using our method from an originally uncoloured graph was critical</w:t>
       </w:r>
     </w:p>
     <w:p>
@@ -3171,85 +3068,90 @@
           <w:i/>
           <w:iCs/>
         </w:rPr>
-        <w:t xml:space="preserve">// This is false, since it's not </w:t>
-      </w:r>
-      <w:proofErr w:type="spellStart"/>
+        <w:t>// in me understanding that the roginal graph must be uncoloured. And that the counterexample</w:t>
+      </w:r>
+    </w:p>
+    <w:p>
       <w:r>
         <w:rPr>
           <w:i/>
           <w:iCs/>
         </w:rPr>
-        <w:t>ht</w:t>
-      </w:r>
-      <w:proofErr w:type="spellEnd"/>
+        <w:t>// is a version that CAN be ontained and fails. I think it CAN be obtained intuitively.</w:t>
+      </w:r>
+    </w:p>
+    <w:p>
       <w:r>
         <w:rPr>
           <w:i/>
           <w:iCs/>
         </w:rPr>
-        <w:t xml:space="preserve"> </w:t>
-      </w:r>
-      <w:proofErr w:type="spellStart"/>
+        <w:t>// It fails using the same method of removal, the failure is due to an inevitable kempe chain. Hence</w:t>
+      </w:r>
+    </w:p>
+    <w:p>
       <w:r>
         <w:rPr>
           <w:i/>
           <w:iCs/>
         </w:rPr>
-        <w:t>enumbber</w:t>
-      </w:r>
-      <w:proofErr w:type="spellEnd"/>
+        <w:t>// always failing, it can be obtained m the removal method.</w:t>
+      </w:r>
+    </w:p>
+    <w:p/>
+    <w:p>
       <w:r>
         <w:rPr>
           <w:i/>
           <w:iCs/>
         </w:rPr>
-        <w:t xml:space="preserve"> of uncoloured </w:t>
-      </w:r>
-      <w:proofErr w:type="spellStart"/>
+        <w:t>// this method counteracts it and shows that all planar graphs which contain a node degree with &lt; 6 can be 5 coloured.</w:t>
+      </w:r>
+    </w:p>
+    <w:p/>
+    <w:p>
       <w:r>
         <w:rPr>
           <w:i/>
           <w:iCs/>
         </w:rPr>
-        <w:t>nieghours</w:t>
-      </w:r>
-      <w:proofErr w:type="spellEnd"/>
+        <w:lastRenderedPageBreak/>
+        <w:t>// preprocessing is necessary to show that the graph can be obtained and is then solved, by the 5CT.</w:t>
+      </w:r>
+    </w:p>
+    <w:p/>
+    <w:p>
       <w:r>
         <w:rPr>
           <w:i/>
           <w:iCs/>
         </w:rPr>
-        <w:t>, but the number of neighbours!!!</w:t>
-      </w:r>
-    </w:p>
-    <w:p/>
-    <w:p>
+        <w:t>// original method works except for the last case (</w:t>
+      </w:r>
+      <w:proofErr w:type="gramStart"/>
       <w:r>
         <w:rPr>
           <w:i/>
           <w:iCs/>
         </w:rPr>
-        <w:t>// Our 5CT method works by showing that the counterexample can be counteracted, we didn't want to show this by colouring the central</w:t>
-      </w:r>
-    </w:p>
-    <w:p>
+        <w:t>very obvious</w:t>
+      </w:r>
+      <w:proofErr w:type="gramEnd"/>
       <w:r>
         <w:rPr>
           <w:i/>
           <w:iCs/>
         </w:rPr>
-        <w:t>// node by memorizing when this case happens and colouring the centre black (the 5th colour) because</w:t>
-      </w:r>
-    </w:p>
-    <w:p/>
+        <w:t xml:space="preserve"> now), and it is critical to be convinced that this case</w:t>
+      </w:r>
+    </w:p>
     <w:p>
       <w:r>
         <w:rPr>
           <w:i/>
           <w:iCs/>
         </w:rPr>
-        <w:lastRenderedPageBreak/>
-        <w:t xml:space="preserve">// Big question: </w:t>
+        <w:t>// can occur using this removal method. things that can not be obtained, can't be solved using 4</w:t>
       </w:r>
       <w:proofErr w:type="gramStart"/>
       <w:r>
@@ -3257,7 +3159,7 @@
           <w:i/>
           <w:iCs/>
         </w:rPr>
-        <w:t>so</w:t>
+        <w:t>CT  or</w:t>
       </w:r>
       <w:proofErr w:type="gramEnd"/>
       <w:r>
@@ -3265,7 +3167,7 @@
           <w:i/>
           <w:iCs/>
         </w:rPr>
-        <w:t xml:space="preserve"> removing seems right, but why do not remove in 4CT way? do we just assume that an error happens due to the</w:t>
+        <w:t xml:space="preserve"> 5CT method shouldn't be</w:t>
       </w:r>
     </w:p>
     <w:p>
@@ -3274,23 +3176,26 @@
           <w:i/>
           <w:iCs/>
         </w:rPr>
-        <w:t xml:space="preserve">// inevitable </w:t>
-      </w:r>
-      <w:proofErr w:type="spellStart"/>
+        <w:t>// considered, hence a n empty graph should be input, only graphs wchich ca n be obtained can be originally colored, but it is</w:t>
+      </w:r>
+    </w:p>
+    <w:p>
       <w:r>
         <w:rPr>
           <w:i/>
           <w:iCs/>
         </w:rPr>
-        <w:t>kempe</w:t>
-      </w:r>
-      <w:proofErr w:type="spellEnd"/>
+        <w:t>// ad hoc and it should only include the counterexample as the only valid graph that has an input coloring.</w:t>
+      </w:r>
+    </w:p>
+    <w:p/>
+    <w:p>
       <w:r>
         <w:rPr>
           <w:i/>
           <w:iCs/>
         </w:rPr>
-        <w:t xml:space="preserve"> chain and call it quits? Yes!!!!</w:t>
+        <w:t>// therefore, 5CT rpvoed.</w:t>
       </w:r>
     </w:p>
     <w:p/>
@@ -3300,531 +3205,16 @@
           <w:i/>
           <w:iCs/>
         </w:rPr>
-        <w:t>// Now the big question is whether</w:t>
-      </w:r>
-    </w:p>
-    <w:p/>
+        <w:t>//CRITICAL: ASSUME THE COUNTEREAXAPLE CAN BE OBTAINED NATURALLY USING KEMPE METHOD, WE SHOW THAT IT DOESN'T MATTER, by 5CT.</w:t>
+      </w:r>
+    </w:p>
     <w:p>
       <w:r>
         <w:rPr>
           <w:i/>
           <w:iCs/>
         </w:rPr>
-        <w:t xml:space="preserve">//we need to choose a node with &lt; 6 </w:t>
-      </w:r>
-      <w:proofErr w:type="spellStart"/>
-      <w:r>
-        <w:rPr>
-          <w:i/>
-          <w:iCs/>
-        </w:rPr>
-        <w:t>niegbours</w:t>
-      </w:r>
-      <w:proofErr w:type="spellEnd"/>
-      <w:r>
-        <w:rPr>
-          <w:i/>
-          <w:iCs/>
-        </w:rPr>
-        <w:t xml:space="preserve"> not &lt;6 </w:t>
-      </w:r>
-      <w:proofErr w:type="spellStart"/>
-      <w:r>
-        <w:rPr>
-          <w:i/>
-          <w:iCs/>
-        </w:rPr>
-        <w:t>uncoloure</w:t>
-      </w:r>
-      <w:proofErr w:type="spellEnd"/>
-      <w:r>
-        <w:rPr>
-          <w:i/>
-          <w:iCs/>
-        </w:rPr>
-        <w:t xml:space="preserve"> </w:t>
-      </w:r>
-      <w:proofErr w:type="spellStart"/>
-      <w:r>
-        <w:rPr>
-          <w:i/>
-          <w:iCs/>
-        </w:rPr>
-        <w:t>dneighbours</w:t>
-      </w:r>
-      <w:proofErr w:type="spellEnd"/>
-      <w:r>
-        <w:rPr>
-          <w:i/>
-          <w:iCs/>
-        </w:rPr>
-        <w:t xml:space="preserve">, since the </w:t>
-      </w:r>
-      <w:proofErr w:type="spellStart"/>
-      <w:r>
-        <w:rPr>
-          <w:i/>
-          <w:iCs/>
-        </w:rPr>
-        <w:t>nieghbours</w:t>
-      </w:r>
-      <w:proofErr w:type="spellEnd"/>
-      <w:r>
-        <w:rPr>
-          <w:i/>
-          <w:iCs/>
-        </w:rPr>
-        <w:t xml:space="preserve"> should b </w:t>
-      </w:r>
-      <w:proofErr w:type="spellStart"/>
-      <w:r>
-        <w:rPr>
-          <w:i/>
-          <w:iCs/>
-        </w:rPr>
-        <w:t>ecoloured</w:t>
-      </w:r>
-      <w:proofErr w:type="spellEnd"/>
-      <w:r>
-        <w:rPr>
-          <w:i/>
-          <w:iCs/>
-        </w:rPr>
-        <w:t xml:space="preserve">, by </w:t>
-      </w:r>
-    </w:p>
-    <w:p>
-      <w:r>
-        <w:rPr>
-          <w:i/>
-          <w:iCs/>
-        </w:rPr>
-        <w:t xml:space="preserve">// </w:t>
-      </w:r>
-      <w:proofErr w:type="spellStart"/>
-      <w:r>
-        <w:rPr>
-          <w:i/>
-          <w:iCs/>
-        </w:rPr>
-        <w:t>kempes</w:t>
-      </w:r>
-      <w:proofErr w:type="spellEnd"/>
-      <w:r>
-        <w:rPr>
-          <w:i/>
-          <w:iCs/>
-        </w:rPr>
-        <w:t xml:space="preserve"> method.</w:t>
-      </w:r>
-    </w:p>
-    <w:p/>
-    <w:p>
-      <w:r>
-        <w:rPr>
-          <w:i/>
-          <w:iCs/>
-        </w:rPr>
-        <w:t xml:space="preserve">// it seemed weird that the </w:t>
-      </w:r>
-      <w:proofErr w:type="spellStart"/>
-      <w:r>
-        <w:rPr>
-          <w:i/>
-          <w:iCs/>
-        </w:rPr>
-        <w:t>counterxample</w:t>
-      </w:r>
-      <w:proofErr w:type="spellEnd"/>
-      <w:r>
-        <w:rPr>
-          <w:i/>
-          <w:iCs/>
-        </w:rPr>
-        <w:t xml:space="preserve"> is already populated.</w:t>
-      </w:r>
-    </w:p>
-    <w:p>
-      <w:r>
-        <w:rPr>
-          <w:i/>
-          <w:iCs/>
-        </w:rPr>
-        <w:t xml:space="preserve">// but realizing it is not a predetermined colouring </w:t>
-      </w:r>
-      <w:proofErr w:type="spellStart"/>
-      <w:r>
-        <w:rPr>
-          <w:i/>
-          <w:iCs/>
-        </w:rPr>
-        <w:t>grah</w:t>
-      </w:r>
-      <w:proofErr w:type="spellEnd"/>
-      <w:r>
-        <w:rPr>
-          <w:i/>
-          <w:iCs/>
-        </w:rPr>
-        <w:t>, but a graph that COULD be obtained</w:t>
-      </w:r>
-    </w:p>
-    <w:p>
-      <w:r>
-        <w:rPr>
-          <w:i/>
-          <w:iCs/>
-        </w:rPr>
-        <w:t xml:space="preserve">// from the </w:t>
-      </w:r>
-      <w:proofErr w:type="spellStart"/>
-      <w:r>
-        <w:rPr>
-          <w:i/>
-          <w:iCs/>
-        </w:rPr>
-        <w:t>kempe</w:t>
-      </w:r>
-      <w:proofErr w:type="spellEnd"/>
-      <w:r>
-        <w:rPr>
-          <w:i/>
-          <w:iCs/>
-        </w:rPr>
-        <w:t xml:space="preserve"> method was critical. </w:t>
-      </w:r>
-      <w:proofErr w:type="spellStart"/>
-      <w:r>
-        <w:rPr>
-          <w:i/>
-          <w:iCs/>
-        </w:rPr>
-        <w:t>SOme</w:t>
-      </w:r>
-      <w:proofErr w:type="spellEnd"/>
-      <w:r>
-        <w:rPr>
-          <w:i/>
-          <w:iCs/>
-        </w:rPr>
-        <w:t xml:space="preserve"> graphs simply can't be obtained.</w:t>
-      </w:r>
-    </w:p>
-    <w:p>
-      <w:r>
-        <w:rPr>
-          <w:i/>
-          <w:iCs/>
-        </w:rPr>
-        <w:t xml:space="preserve">// E.g. 5 neighbours(uncoloured) each neighbour with 6 </w:t>
-      </w:r>
-      <w:proofErr w:type="spellStart"/>
-      <w:r>
-        <w:rPr>
-          <w:i/>
-          <w:iCs/>
-        </w:rPr>
-        <w:t>cooured</w:t>
-      </w:r>
-      <w:proofErr w:type="spellEnd"/>
-      <w:r>
-        <w:rPr>
-          <w:i/>
-          <w:iCs/>
-        </w:rPr>
-        <w:t xml:space="preserve"> neighbours. This would brick up the system.</w:t>
-      </w:r>
-    </w:p>
-    <w:p>
-      <w:r>
-        <w:rPr>
-          <w:i/>
-          <w:iCs/>
-        </w:rPr>
-        <w:t xml:space="preserve">// Realizing that it </w:t>
-      </w:r>
-      <w:proofErr w:type="gramStart"/>
-      <w:r>
-        <w:rPr>
-          <w:i/>
-          <w:iCs/>
-        </w:rPr>
-        <w:t>cant</w:t>
-      </w:r>
-      <w:proofErr w:type="gramEnd"/>
-      <w:r>
-        <w:rPr>
-          <w:i/>
-          <w:iCs/>
-        </w:rPr>
-        <w:t xml:space="preserve"> ever be obtained using our method from an originally uncoloured graph was critical</w:t>
-      </w:r>
-    </w:p>
-    <w:p>
-      <w:r>
-        <w:rPr>
-          <w:i/>
-          <w:iCs/>
-        </w:rPr>
-        <w:t xml:space="preserve">// in me understanding that the </w:t>
-      </w:r>
-      <w:proofErr w:type="spellStart"/>
-      <w:r>
-        <w:rPr>
-          <w:i/>
-          <w:iCs/>
-        </w:rPr>
-        <w:t>roginal</w:t>
-      </w:r>
-      <w:proofErr w:type="spellEnd"/>
-      <w:r>
-        <w:rPr>
-          <w:i/>
-          <w:iCs/>
-        </w:rPr>
-        <w:t xml:space="preserve"> graph must be uncoloured. And that the counterexample</w:t>
-      </w:r>
-    </w:p>
-    <w:p>
-      <w:r>
-        <w:rPr>
-          <w:i/>
-          <w:iCs/>
-        </w:rPr>
-        <w:t xml:space="preserve">// is a version that CAN be </w:t>
-      </w:r>
-      <w:proofErr w:type="spellStart"/>
-      <w:r>
-        <w:rPr>
-          <w:i/>
-          <w:iCs/>
-        </w:rPr>
-        <w:t>ontained</w:t>
-      </w:r>
-      <w:proofErr w:type="spellEnd"/>
-      <w:r>
-        <w:rPr>
-          <w:i/>
-          <w:iCs/>
-        </w:rPr>
-        <w:t xml:space="preserve"> and fails. I think it CAN be obtained intuitively.</w:t>
-      </w:r>
-    </w:p>
-    <w:p>
-      <w:r>
-        <w:rPr>
-          <w:i/>
-          <w:iCs/>
-        </w:rPr>
-        <w:t xml:space="preserve">// It fails using the same method of removal, the failure is due to an inevitable </w:t>
-      </w:r>
-      <w:proofErr w:type="spellStart"/>
-      <w:r>
-        <w:rPr>
-          <w:i/>
-          <w:iCs/>
-        </w:rPr>
-        <w:t>kempe</w:t>
-      </w:r>
-      <w:proofErr w:type="spellEnd"/>
-      <w:r>
-        <w:rPr>
-          <w:i/>
-          <w:iCs/>
-        </w:rPr>
-        <w:t xml:space="preserve"> chain. Hence</w:t>
-      </w:r>
-    </w:p>
-    <w:p>
-      <w:r>
-        <w:rPr>
-          <w:i/>
-          <w:iCs/>
-        </w:rPr>
-        <w:t>// always failing, it can be obtained m the removal method.</w:t>
-      </w:r>
-    </w:p>
-    <w:p/>
-    <w:p>
-      <w:r>
-        <w:rPr>
-          <w:i/>
-          <w:iCs/>
-        </w:rPr>
-        <w:t>// this method counteracts it and shows that all planar graphs which contain a node degree with &lt; 6 can be 5 coloured.</w:t>
-      </w:r>
-    </w:p>
-    <w:p/>
-    <w:p>
-      <w:r>
-        <w:rPr>
-          <w:i/>
-          <w:iCs/>
-        </w:rPr>
-        <w:lastRenderedPageBreak/>
-        <w:t>// preprocessing is necessary to show that the graph can be obtained and is then solved, by the 5CT.</w:t>
-      </w:r>
-    </w:p>
-    <w:p/>
-    <w:p>
-      <w:r>
-        <w:rPr>
-          <w:i/>
-          <w:iCs/>
-        </w:rPr>
-        <w:t>// original method works except for the last case (</w:t>
-      </w:r>
-      <w:proofErr w:type="gramStart"/>
-      <w:r>
-        <w:rPr>
-          <w:i/>
-          <w:iCs/>
-        </w:rPr>
-        <w:t>very obvious</w:t>
-      </w:r>
-      <w:proofErr w:type="gramEnd"/>
-      <w:r>
-        <w:rPr>
-          <w:i/>
-          <w:iCs/>
-        </w:rPr>
-        <w:t xml:space="preserve"> now), and it is critical to be convinced that this case</w:t>
-      </w:r>
-    </w:p>
-    <w:p>
-      <w:r>
-        <w:rPr>
-          <w:i/>
-          <w:iCs/>
-        </w:rPr>
-        <w:t>// can occur using this removal method. things that can not be obtained, can't be solved using 4</w:t>
-      </w:r>
-      <w:proofErr w:type="gramStart"/>
-      <w:r>
-        <w:rPr>
-          <w:i/>
-          <w:iCs/>
-        </w:rPr>
-        <w:t>CT  or</w:t>
-      </w:r>
-      <w:proofErr w:type="gramEnd"/>
-      <w:r>
-        <w:rPr>
-          <w:i/>
-          <w:iCs/>
-        </w:rPr>
-        <w:t xml:space="preserve"> 5CT method shouldn't be</w:t>
-      </w:r>
-    </w:p>
-    <w:p>
-      <w:r>
-        <w:rPr>
-          <w:i/>
-          <w:iCs/>
-        </w:rPr>
-        <w:t xml:space="preserve">// considered, hence a n empty graph should be input, only graphs </w:t>
-      </w:r>
-      <w:proofErr w:type="spellStart"/>
-      <w:r>
-        <w:rPr>
-          <w:i/>
-          <w:iCs/>
-        </w:rPr>
-        <w:t>wchich</w:t>
-      </w:r>
-      <w:proofErr w:type="spellEnd"/>
-      <w:r>
-        <w:rPr>
-          <w:i/>
-          <w:iCs/>
-        </w:rPr>
-        <w:t xml:space="preserve"> ca n be obtained can be originally colored, but it is</w:t>
-      </w:r>
-    </w:p>
-    <w:p>
-      <w:r>
-        <w:rPr>
-          <w:i/>
-          <w:iCs/>
-        </w:rPr>
-        <w:t>// ad hoc and it should only include the counterexample as the only valid graph that has an input coloring.</w:t>
-      </w:r>
-    </w:p>
-    <w:p/>
-    <w:p>
-      <w:r>
-        <w:rPr>
-          <w:i/>
-          <w:iCs/>
-        </w:rPr>
-        <w:t xml:space="preserve">// therefore, 5CT </w:t>
-      </w:r>
-      <w:proofErr w:type="spellStart"/>
-      <w:r>
-        <w:rPr>
-          <w:i/>
-          <w:iCs/>
-        </w:rPr>
-        <w:t>rpvoed</w:t>
-      </w:r>
-      <w:proofErr w:type="spellEnd"/>
-      <w:r>
-        <w:rPr>
-          <w:i/>
-          <w:iCs/>
-        </w:rPr>
-        <w:t>.</w:t>
-      </w:r>
-    </w:p>
-    <w:p/>
-    <w:p>
-      <w:r>
-        <w:rPr>
-          <w:i/>
-          <w:iCs/>
-        </w:rPr>
-        <w:t>//CRITICAL: ASSUME THE COUNTEREAXAPLE CAN BE OBTAINED NATURALLY USING KEMPE METHOD, WE SHOW THAT IT DOESN'T MATTER, by 5CT.</w:t>
-      </w:r>
-    </w:p>
-    <w:p>
-      <w:r>
-        <w:rPr>
-          <w:i/>
-          <w:iCs/>
-        </w:rPr>
-        <w:t xml:space="preserve">// we don't even need to show the </w:t>
-      </w:r>
-      <w:proofErr w:type="spellStart"/>
-      <w:r>
-        <w:rPr>
-          <w:i/>
-          <w:iCs/>
-        </w:rPr>
-        <w:t>xounterexample</w:t>
-      </w:r>
-      <w:proofErr w:type="spellEnd"/>
-      <w:r>
-        <w:rPr>
-          <w:i/>
-          <w:iCs/>
-        </w:rPr>
-        <w:t xml:space="preserve">, assuming it can be obtained, we set our </w:t>
-      </w:r>
-      <w:proofErr w:type="spellStart"/>
-      <w:r>
-        <w:rPr>
-          <w:i/>
-          <w:iCs/>
-        </w:rPr>
-        <w:t>algorihtm</w:t>
-      </w:r>
-      <w:proofErr w:type="spellEnd"/>
-      <w:r>
-        <w:rPr>
-          <w:i/>
-          <w:iCs/>
-        </w:rPr>
-        <w:t xml:space="preserve"> for 5XT!!</w:t>
+        <w:t>// we don't even need to show the xounterexample, assuming it can be obtained, we set our algorihtm for 5XT!!</w:t>
       </w:r>
     </w:p>
     <w:p>
@@ -4984,6 +4374,7 @@
   <w:style w:type="character" w:default="1" w:styleId="DefaultParagraphFont">
     <w:name w:val="Default Paragraph Font"/>
     <w:uiPriority w:val="1"/>
+    <w:semiHidden/>
     <w:unhideWhenUsed/>
   </w:style>
   <w:style w:type="table" w:default="1" w:styleId="TableNormal">
